--- a/1ERA EV/DIW (INTERFACES WEB)/Manual_de_marcas_DAJOCA_vertical.docx
+++ b/1ERA EV/DIW (INTERFACES WEB)/Manual_de_marcas_DAJOCA_vertical.docx
@@ -272,8 +272,18 @@
           <w:b/>
           <w:color w:val="FFD100"/>
         </w:rPr>
-        <w:t>—  TAXI DESDE 2026  —</w:t>
-      </w:r>
+        <w:lastRenderedPageBreak/>
+        <w:t xml:space="preserve">—  TAXI DESDE </w:t>
+      </w:r>
+      <w:proofErr w:type="gramStart"/>
+      <w:r>
+        <w:rPr>
+          <w:b/>
+          <w:color w:val="FFD100"/>
+        </w:rPr>
+        <w:t>2026  —</w:t>
+      </w:r>
+      <w:proofErr w:type="gramEnd"/>
     </w:p>
     <w:p>
       <w:pPr>
@@ -281,9 +291,10 @@
           <w:ilvl w:val="0"/>
           <w:numId w:val="2"/>
         </w:numPr>
-        <w:spacing w:after="679" w:line="265" w:lineRule="auto"/>
+        <w:spacing w:after="0" w:line="265" w:lineRule="auto"/>
         <w:ind w:right="15" w:hanging="640"/>
       </w:pPr>
+      <w:bookmarkStart w:id="0" w:name="_GoBack"/>
       <w:r>
         <w:rPr>
           <w:color w:val="05090B"/>
@@ -308,7 +319,7 @@
     </w:p>
     <w:p>
       <w:pPr>
-        <w:spacing w:after="876" w:line="305" w:lineRule="auto"/>
+        <w:spacing w:after="0" w:line="305" w:lineRule="auto"/>
         <w:ind w:left="-5" w:hanging="10"/>
       </w:pPr>
       <w:r>
@@ -321,7 +332,7 @@
     </w:p>
     <w:p>
       <w:pPr>
-        <w:spacing w:after="1139" w:line="305" w:lineRule="auto"/>
+        <w:spacing w:after="0" w:line="305" w:lineRule="auto"/>
         <w:ind w:left="-5" w:hanging="10"/>
       </w:pPr>
       <w:r>
@@ -434,7 +445,7 @@
           <w:ilvl w:val="0"/>
           <w:numId w:val="12"/>
         </w:numPr>
-        <w:spacing w:after="679" w:line="265" w:lineRule="auto"/>
+        <w:spacing w:after="0" w:line="265" w:lineRule="auto"/>
         <w:ind w:right="15" w:hanging="640"/>
       </w:pPr>
       <w:r>
@@ -478,7 +489,7 @@
     </w:p>
     <w:p>
       <w:pPr>
-        <w:spacing w:after="480"/>
+        <w:spacing w:after="0"/>
         <w:ind w:right="-16"/>
       </w:pPr>
       <w:r>
@@ -584,7 +595,7 @@
           <w:ilvl w:val="0"/>
           <w:numId w:val="12"/>
         </w:numPr>
-        <w:spacing w:after="697" w:line="265" w:lineRule="auto"/>
+        <w:spacing w:after="0" w:line="265" w:lineRule="auto"/>
         <w:ind w:right="15" w:hanging="640"/>
       </w:pPr>
       <w:r>
@@ -628,7 +639,7 @@
     </w:p>
     <w:p>
       <w:pPr>
-        <w:spacing w:after="542"/>
+        <w:spacing w:after="0"/>
         <w:ind w:right="-16"/>
       </w:pPr>
       <w:r>
@@ -793,6 +804,7 @@
         <w:t xml:space="preserve"> eficiente mediante transporte público, como es un taxi</w:t>
       </w:r>
     </w:p>
+    <w:bookmarkEnd w:id="0"/>
     <w:p>
       <w:pPr>
         <w:spacing w:after="220"/>
@@ -860,6 +872,7 @@
         <w:rPr>
           <w:noProof/>
         </w:rPr>
+        <w:lastRenderedPageBreak/>
         <mc:AlternateContent>
           <mc:Choice Requires="wpg">
             <w:drawing>
@@ -1767,6 +1780,7 @@
                 <w:color w:val="F4F6F7"/>
                 <w:sz w:val="18"/>
               </w:rPr>
+              <w:lastRenderedPageBreak/>
               <w:t>01</w:t>
             </w:r>
           </w:p>
@@ -1976,8 +1990,6 @@
         <w:spacing w:after="759" w:line="570" w:lineRule="auto"/>
         <w:ind w:hanging="600"/>
       </w:pPr>
-      <w:bookmarkStart w:id="0" w:name="_GoBack"/>
-      <w:bookmarkEnd w:id="0"/>
       <w:r>
         <w:rPr>
           <w:color w:val="F4F6F7"/>
@@ -2072,6 +2084,7 @@
         <w:rPr>
           <w:b/>
         </w:rPr>
+        <w:lastRenderedPageBreak/>
         <w:t>Modernidad y cercanía:</w:t>
       </w:r>
       <w:r>
@@ -2188,6 +2201,89 @@
                   <pic:blipFill>
                     <a:blip r:embed="rId14" cstate="print">
                       <a:extLst>
+                        <a:ext uri="{BEBA8EAE-BF5A-486C-A8C5-ECC9F3942E4B}">
+                          <a14:imgProps xmlns:a14="http://schemas.microsoft.com/office/drawing/2010/main">
+                            <a14:imgLayer r:embed="rId15">
+                              <a14:imgEffect>
+                                <a14:backgroundRemoval t="9883" b="89798" l="2394" r="97247">
+                                  <a14:foregroundMark x1="5566" y1="33900" x2="7959" y2="30393"/>
+                                  <a14:foregroundMark x1="8438" y1="28587" x2="8438" y2="28587"/>
+                                  <a14:foregroundMark x1="24776" y1="28799" x2="22561" y2="28587"/>
+                                  <a14:foregroundMark x1="27648" y1="29330" x2="27768" y2="33156"/>
+                                  <a14:foregroundMark x1="35069" y1="29118" x2="35069" y2="33581"/>
+                                  <a14:foregroundMark x1="41771" y1="32306" x2="41771" y2="32306"/>
+                                  <a14:foregroundMark x1="47636" y1="31562" x2="47636" y2="31562"/>
+                                  <a14:foregroundMark x1="55655" y1="33050" x2="55655" y2="33050"/>
+                                  <a14:foregroundMark x1="62657" y1="32306" x2="62657" y2="32306"/>
+                                  <a14:foregroundMark x1="67026" y1="34431" x2="67026" y2="34431"/>
+                                  <a14:foregroundMark x1="72950" y1="30181" x2="72950" y2="30181"/>
+                                  <a14:foregroundMark x1="81029" y1="33369" x2="81029" y2="33369"/>
+                                  <a14:foregroundMark x1="88510" y1="31456" x2="88510" y2="31456"/>
+                                  <a14:foregroundMark x1="5745" y1="46121" x2="5745" y2="46121"/>
+                                  <a14:foregroundMark x1="11730" y1="48565" x2="11730" y2="48565"/>
+                                  <a14:foregroundMark x1="13704" y1="41658" x2="13704" y2="41658"/>
+                                  <a14:foregroundMark x1="18073" y1="48884" x2="18073" y2="48884"/>
+                                  <a14:foregroundMark x1="26750" y1="48353" x2="26750" y2="48353"/>
+                                  <a14:foregroundMark x1="31299" y1="49734" x2="31299" y2="49734"/>
+                                  <a14:foregroundMark x1="38001" y1="50478" x2="38001" y2="50478"/>
+                                  <a14:foregroundMark x1="44943" y1="47503" x2="44943" y2="47503"/>
+                                  <a14:foregroundMark x1="51706" y1="47290" x2="51706" y2="47290"/>
+                                  <a14:foregroundMark x1="57092" y1="48778" x2="57092" y2="48778"/>
+                                  <a14:foregroundMark x1="63914" y1="48034" x2="63914" y2="48034"/>
+                                  <a14:foregroundMark x1="70975" y1="48353" x2="70975" y2="48353"/>
+                                  <a14:foregroundMark x1="80551" y1="46971" x2="80551" y2="46971"/>
+                                  <a14:foregroundMark x1="86894" y1="46440" x2="86894" y2="46440"/>
+                                  <a14:foregroundMark x1="93357" y1="45590" x2="93357" y2="45590"/>
+                                  <a14:foregroundMark x1="5266" y1="69182" x2="5266" y2="69182"/>
+                                  <a14:foregroundMark x1="12029" y1="70138" x2="12029" y2="70138"/>
+                                  <a14:foregroundMark x1="19689" y1="69713" x2="19689" y2="69713"/>
+                                  <a14:foregroundMark x1="25254" y1="70138" x2="25254" y2="70138"/>
+                                  <a14:foregroundMark x1="30341" y1="69926" x2="30341" y2="69926"/>
+                                  <a14:foregroundMark x1="36505" y1="64931" x2="36505" y2="64931"/>
+                                  <a14:foregroundMark x1="40575" y1="67481" x2="40575" y2="67481"/>
+                                  <a14:foregroundMark x1="47816" y1="66738" x2="47816" y2="66738"/>
+                                  <a14:foregroundMark x1="53860" y1="66738" x2="53860" y2="66738"/>
+                                  <a14:foregroundMark x1="57151" y1="65887" x2="57151" y2="65887"/>
+                                  <a14:foregroundMark x1="53680" y1="63231" x2="53680" y2="63231"/>
+                                  <a14:foregroundMark x1="57151" y1="62699" x2="57151" y2="62699"/>
+                                  <a14:foregroundMark x1="60443" y1="65675" x2="60443" y2="65675"/>
+                                  <a14:foregroundMark x1="66727" y1="65887" x2="66727" y2="65887"/>
+                                  <a14:foregroundMark x1="71095" y1="65356" x2="71095" y2="65356"/>
+                                  <a14:foregroundMark x1="7959" y1="80128" x2="7959" y2="80128"/>
+                                  <a14:foregroundMark x1="11730" y1="80021" x2="11730" y2="80021"/>
+                                  <a14:foregroundMark x1="13345" y1="77471" x2="13345" y2="77471"/>
+                                  <a14:foregroundMark x1="19270" y1="80021" x2="19270" y2="80021"/>
+                                  <a14:foregroundMark x1="24776" y1="80553" x2="24776" y2="80553"/>
+                                  <a14:foregroundMark x1="32914" y1="80128" x2="32914" y2="80128"/>
+                                  <a14:foregroundMark x1="38600" y1="80340" x2="38600" y2="80340"/>
+                                  <a14:foregroundMark x1="44225" y1="81403" x2="44225" y2="81403"/>
+                                  <a14:foregroundMark x1="51227" y1="80553" x2="51227" y2="80553"/>
+                                  <a14:foregroundMark x1="56373" y1="80553" x2="56373" y2="80553"/>
+                                  <a14:foregroundMark x1="63854" y1="83528" x2="63854" y2="83528"/>
+                                  <a14:foregroundMark x1="70018" y1="82572" x2="70018" y2="82572"/>
+                                  <a14:foregroundMark x1="79234" y1="82572" x2="79234" y2="82572"/>
+                                  <a14:foregroundMark x1="85099" y1="82253" x2="85099" y2="82253"/>
+                                  <a14:foregroundMark x1="91442" y1="84910" x2="91442" y2="84910"/>
+                                  <a14:foregroundMark x1="14423" y1="31031" x2="14423" y2="31031"/>
+                                  <a14:backgroundMark x1="15320" y1="32625" x2="15320" y2="32625"/>
+                                  <a14:backgroundMark x1="15021" y1="29862" x2="15021" y2="29862"/>
+                                  <a14:backgroundMark x1="16996" y1="32519" x2="16996" y2="32519"/>
+                                  <a14:backgroundMark x1="26272" y1="46652" x2="26272" y2="46652"/>
+                                  <a14:backgroundMark x1="39378" y1="46227" x2="39378" y2="46227"/>
+                                  <a14:backgroundMark x1="7780" y1="68650" x2="7780" y2="68650"/>
+                                  <a14:backgroundMark x1="13525" y1="68013" x2="13525" y2="68013"/>
+                                  <a14:backgroundMark x1="24835" y1="67800" x2="24835" y2="67800"/>
+                                  <a14:backgroundMark x1="30999" y1="66419" x2="30999" y2="66419"/>
+                                  <a14:backgroundMark x1="42370" y1="67056" x2="42370" y2="67056"/>
+                                  <a14:backgroundMark x1="19509" y1="83103" x2="19509" y2="83103"/>
+                                  <a14:backgroundMark x1="27050" y1="81934" x2="27050" y2="81934"/>
+                                  <a14:backgroundMark x1="33393" y1="82465" x2="33393" y2="82465"/>
+                                  <a14:backgroundMark x1="45123" y1="83528" x2="45123" y2="83528"/>
+                                </a14:backgroundRemoval>
+                              </a14:imgEffect>
+                            </a14:imgLayer>
+                          </a14:imgProps>
+                        </a:ext>
                         <a:ext uri="{28A0092B-C50C-407E-A947-70E740481C1C}">
                           <a14:useLocalDpi xmlns:a14="http://schemas.microsoft.com/office/drawing/2010/main" val="0"/>
                         </a:ext>
@@ -2235,8 +2331,21 @@
         <w:spacing w:after="0"/>
       </w:pPr>
       <w:r>
-        <w:t>Se usa esta fuente de editorial, llamada serif condensada de display</w:t>
-      </w:r>
+        <w:t xml:space="preserve">Se usa esta fuente de editorial, llamada </w:t>
+      </w:r>
+      <w:proofErr w:type="spellStart"/>
+      <w:r>
+        <w:t>serif</w:t>
+      </w:r>
+      <w:proofErr w:type="spellEnd"/>
+      <w:r>
+        <w:t xml:space="preserve"> condensada de </w:t>
+      </w:r>
+      <w:proofErr w:type="spellStart"/>
+      <w:r>
+        <w:t>display</w:t>
+      </w:r>
+      <w:proofErr w:type="spellEnd"/>
       <w:r>
         <w:sym w:font="Wingdings" w:char="F0E0"/>
       </w:r>
@@ -2276,7 +2385,15 @@
         <w:t>Calidez con Modernidad:</w:t>
       </w:r>
       <w:r>
-        <w:t xml:space="preserve"> aunque de la familia serif, tradicional, al ser condensada propicia de aires contemporáneos y atrevidos.</w:t>
+        <w:t xml:space="preserve"> aunque de la familia </w:t>
+      </w:r>
+      <w:proofErr w:type="spellStart"/>
+      <w:r>
+        <w:t>serif</w:t>
+      </w:r>
+      <w:proofErr w:type="spellEnd"/>
+      <w:r>
+        <w:t>, tradicional, al ser condensada propicia de aires contemporáneos y atrevidos.</w:t>
       </w:r>
     </w:p>
     <w:p>
@@ -2292,7 +2409,21 @@
         <w:rPr>
           <w:b/>
         </w:rPr>
-        <w:t>Uso en display:</w:t>
+        <w:t xml:space="preserve">Uso en </w:t>
+      </w:r>
+      <w:proofErr w:type="spellStart"/>
+      <w:r>
+        <w:rPr>
+          <w:b/>
+        </w:rPr>
+        <w:t>display</w:t>
+      </w:r>
+      <w:proofErr w:type="spellEnd"/>
+      <w:r>
+        <w:rPr>
+          <w:b/>
+        </w:rPr>
+        <w:t>:</w:t>
       </w:r>
       <w:r>
         <w:t xml:space="preserve"> pensado para encajar perfectamente en titulares grandes, donde principalmente se busca impacto visual.</w:t>
@@ -2311,6 +2442,7 @@
         <w:rPr>
           <w:b/>
         </w:rPr>
+        <w:lastRenderedPageBreak/>
         <w:t>Estética Editorial:</w:t>
       </w:r>
       <w:r>
@@ -2322,6 +2454,7 @@
         <w:spacing w:after="0" w:line="265" w:lineRule="auto"/>
         <w:ind w:left="-5" w:hanging="10"/>
       </w:pPr>
+      <w:proofErr w:type="spellStart"/>
       <w:r>
         <w:rPr>
           <w:rFonts w:ascii="Times New Roman" w:eastAsia="Times New Roman" w:hAnsi="Times New Roman" w:cs="Times New Roman"/>
@@ -2337,12 +2470,14 @@
         </w:rPr>
         <w:t>Aa</w:t>
       </w:r>
+      <w:proofErr w:type="spellEnd"/>
     </w:p>
     <w:p>
       <w:pPr>
         <w:spacing w:after="0" w:line="265" w:lineRule="auto"/>
         <w:ind w:left="-5" w:hanging="10"/>
       </w:pPr>
+      <w:proofErr w:type="spellStart"/>
       <w:r>
         <w:rPr>
           <w:rFonts w:ascii="Times New Roman" w:eastAsia="Times New Roman" w:hAnsi="Times New Roman" w:cs="Times New Roman"/>
@@ -2350,6 +2485,7 @@
         </w:rPr>
         <w:t>abcdefghijklmnñopqrstuvwxyz</w:t>
       </w:r>
+      <w:proofErr w:type="spellEnd"/>
     </w:p>
     <w:p>
       <w:pPr>
@@ -2475,7 +2611,23 @@
         <w:spacing w:after="0"/>
       </w:pPr>
       <w:r>
-        <w:t>Sans-Serif moderna, compuesta de una fusión de influencias semi-condensadas, semi-redondeadas, geométricas, a la par, de grotescas</w:t>
+        <w:t xml:space="preserve">Sans-Serif moderna, compuesta de una fusión de influencias </w:t>
+      </w:r>
+      <w:proofErr w:type="spellStart"/>
+      <w:r>
+        <w:t>semi</w:t>
+      </w:r>
+      <w:proofErr w:type="spellEnd"/>
+      <w:r>
+        <w:t xml:space="preserve">-condensadas, </w:t>
+      </w:r>
+      <w:proofErr w:type="spellStart"/>
+      <w:r>
+        <w:t>semi</w:t>
+      </w:r>
+      <w:proofErr w:type="spellEnd"/>
+      <w:r>
+        <w:t>-redondeadas, geométricas, a la par, de grotescas</w:t>
       </w:r>
       <w:r>
         <w:sym w:font="Wingdings" w:char="F0E0"/>
@@ -2519,7 +2671,23 @@
         <w:t>Calidez impoluta</w:t>
       </w:r>
       <w:r>
-        <w:t>: a diferencia de una fuenta geométrica pura, la cual puede parecer fría, la manrope conserva los bordes ligeramente redondeados, recalcando la cercanía y la amigabilidad.</w:t>
+        <w:t xml:space="preserve">: a diferencia de una </w:t>
+      </w:r>
+      <w:proofErr w:type="spellStart"/>
+      <w:r>
+        <w:t>fuenta</w:t>
+      </w:r>
+      <w:proofErr w:type="spellEnd"/>
+      <w:r>
+        <w:t xml:space="preserve"> geométrica pura, la cual puede parecer fría, la </w:t>
+      </w:r>
+      <w:proofErr w:type="spellStart"/>
+      <w:r>
+        <w:t>manrope</w:t>
+      </w:r>
+      <w:proofErr w:type="spellEnd"/>
+      <w:r>
+        <w:t xml:space="preserve"> conserva los bordes ligeramente redondeados, recalcando la cercanía y la amigabilidad.</w:t>
       </w:r>
     </w:p>
     <w:p>
@@ -2538,7 +2706,15 @@
         <w:t>Optimización digital</w:t>
       </w:r>
       <w:r>
-        <w:t>: diseñado principalmente para entornos UI/UX, aporta un renderizado nítido en pantallas, perfecta para cualquier aplicación.</w:t>
+        <w:t xml:space="preserve">: diseñado principalmente para entornos UI/UX, aporta un </w:t>
+      </w:r>
+      <w:proofErr w:type="spellStart"/>
+      <w:r>
+        <w:t>renderizado</w:t>
+      </w:r>
+      <w:proofErr w:type="spellEnd"/>
+      <w:r>
+        <w:t xml:space="preserve"> nítido en pantallas, perfecta para cualquier aplicación.</w:t>
       </w:r>
     </w:p>
     <w:p>
@@ -2562,9 +2738,10 @@
     </w:p>
     <w:p>
       <w:pPr>
-        <w:spacing w:after="0" w:line="571" w:lineRule="auto"/>
+        <w:spacing w:line="240" w:lineRule="auto"/>
         <w:ind w:right="2810"/>
       </w:pPr>
+      <w:proofErr w:type="spellStart"/>
       <w:r>
         <w:rPr>
           <w:color w:val="C9D0D3"/>
@@ -2576,7 +2753,7 @@
           <w:color w:val="F4F6F7"/>
           <w:sz w:val="274"/>
         </w:rPr>
-        <w:t xml:space="preserve">Aa </w:t>
+        <w:t>Aa</w:t>
       </w:r>
       <w:r>
         <w:rPr>
@@ -2584,6 +2761,7 @@
         </w:rPr>
         <w:t>abcdefghijklmnñopqrstuvwxyz</w:t>
       </w:r>
+      <w:proofErr w:type="spellEnd"/>
     </w:p>
     <w:p>
       <w:pPr>
@@ -2698,6 +2876,7 @@
           <w:color w:val="F4F6F7"/>
           <w:sz w:val="66"/>
         </w:rPr>
+        <w:lastRenderedPageBreak/>
         <w:t xml:space="preserve">Cuando menos se convierte en </w:t>
       </w:r>
       <w:r>
@@ -2974,6 +3153,7 @@
                                 </w:rPr>
                                 <w:t xml:space="preserve"> </w:t>
                               </w:r>
+                              <w:proofErr w:type="gramStart"/>
                               <w:r>
                                 <w:rPr>
                                   <w:b/>
@@ -3002,6 +3182,7 @@
                                 </w:rPr>
                                 <w:t>—</w:t>
                               </w:r>
+                              <w:proofErr w:type="gramEnd"/>
                             </w:p>
                           </w:txbxContent>
                         </wps:txbx>
@@ -3734,6 +3915,7 @@
                                 </w:rPr>
                                 <w:t xml:space="preserve"> </w:t>
                               </w:r>
+                              <w:proofErr w:type="gramStart"/>
                               <w:r>
                                 <w:rPr>
                                   <w:b/>
@@ -3762,6 +3944,7 @@
                                 </w:rPr>
                                 <w:t>—</w:t>
                               </w:r>
+                              <w:proofErr w:type="gramEnd"/>
                             </w:p>
                           </w:txbxContent>
                         </wps:txbx>
@@ -4265,8 +4448,18 @@
                       <w:color w:val="FFD100"/>
                       <w:sz w:val="11"/>
                     </w:rPr>
-                    <w:t>—  TAXI DESDE 2026  —</w:t>
+                    <w:t xml:space="preserve">—  TAXI DESDE </w:t>
                   </w:r>
+                  <w:proofErr w:type="gramStart"/>
+                  <w:r>
+                    <w:rPr>
+                      <w:b/>
+                      <w:color w:val="FFD100"/>
+                      <w:sz w:val="11"/>
+                    </w:rPr>
+                    <w:t>2026  —</w:t>
+                  </w:r>
+                  <w:proofErr w:type="gramEnd"/>
                 </w:p>
                 <w:p>
                   <w:pPr>
@@ -4423,12 +4616,12 @@
     </w:tbl>
     <w:p/>
     <w:sectPr>
-      <w:headerReference w:type="even" r:id="rId15"/>
-      <w:headerReference w:type="default" r:id="rId16"/>
-      <w:footerReference w:type="even" r:id="rId17"/>
-      <w:footerReference w:type="default" r:id="rId18"/>
-      <w:headerReference w:type="first" r:id="rId19"/>
-      <w:footerReference w:type="first" r:id="rId20"/>
+      <w:headerReference w:type="even" r:id="rId16"/>
+      <w:headerReference w:type="default" r:id="rId17"/>
+      <w:footerReference w:type="even" r:id="rId18"/>
+      <w:footerReference w:type="default" r:id="rId19"/>
+      <w:headerReference w:type="first" r:id="rId20"/>
+      <w:footerReference w:type="first" r:id="rId21"/>
       <w:pgSz w:w="11906" w:h="16838"/>
       <w:pgMar w:top="748" w:right="882" w:bottom="440" w:left="840" w:header="720" w:footer="440" w:gutter="0"/>
       <w:cols w:space="720"/>
